--- a/thesis.docx
+++ b/thesis.docx
@@ -2,33 +2,16 @@
 <file path=word/document.xml><?xml version="1.0" encoding="utf-8"?>
 <w:document xmlns:w="http://schemas.openxmlformats.org/wordprocessingml/2006/main" xmlns:m="http://schemas.openxmlformats.org/officeDocument/2006/math" xmlns:r="http://schemas.openxmlformats.org/officeDocument/2006/relationships" xmlns:o="urn:schemas-microsoft-com:office:office" xmlns:v="urn:schemas-microsoft-com:vml" xmlns:w10="urn:schemas-microsoft-com:office:word" xmlns:a="http://schemas.openxmlformats.org/drawingml/2006/main" xmlns:pic="http://schemas.openxmlformats.org/drawingml/2006/picture" xmlns:wp="http://schemas.openxmlformats.org/drawingml/2006/wordprocessingDrawing">
   <w:body>
-    <w:bookmarkStart w:id="20" w:name="系统安全性与密码学开销的量化消融实验"/>
     <w:p>
       <w:pPr>
-        <w:pStyle w:val="Heading4"/>
-      </w:pPr>
-      <w:r>
-        <w:t xml:space="preserve">5.4 系统安全性与密码学开销的量化消融实验</w:t>
-      </w:r>
-    </w:p>
-    <w:p>
-      <w:pPr>
         <w:pStyle w:val="FirstParagraph"/>
-      </w:pPr>
-      <w:r>
-        <w:t xml:space="preserve">针对大语言模型微调场景，本节将通过量化实验，证明“仅加密注意力层（Selective FHE）”在保证系统通信与计算具备工程可行性的同时，其对抗梯度反演攻击（DLG）的安全等级与“全量加密”在数学期望上等效。</w:t>
-      </w:r>
-    </w:p>
-    <w:p>
-      <w:pPr>
-        <w:pStyle w:val="BodyText"/>
       </w:pPr>
       <w:r>
         <w:rPr>
           <w:bCs/>
           <w:b/>
         </w:rPr>
-        <w:t xml:space="preserve">5.4.1 密码学开销消融分析（Selective FHE vs. Full FHE）</w:t>
+        <w:t xml:space="preserve">图 2-2 基于选择性 CKKS 同态加密的 LoRA 联邦微调架构示意图</w:t>
       </w:r>
     </w:p>
     <w:p>
@@ -36,7 +19,235 @@
         <w:pStyle w:val="BodyText"/>
       </w:pPr>
       <w:r>
-        <w:t xml:space="preserve">若对 7B 参数规模的大语言模型进行全量 CKKS 全同态加密，其引发的密文膨胀与多项式计算开销将导致系统崩溃。本实验对比了原生明文、全量加密（理论推算界限）与本系统选择性加密（仅对</w:t>
+        <w:rPr>
+          <w:bCs/>
+          <w:b/>
+        </w:rPr>
+        <w:t xml:space="preserve">【图文释义与数学推导】</w:t>
+      </w:r>
+    </w:p>
+    <w:p>
+      <w:pPr>
+        <w:pStyle w:val="BodyText"/>
+      </w:pPr>
+      <w:r>
+        <w:t xml:space="preserve">如图 2-2 所示，本系统在架构设计上制造了强烈的非对称性，以实现在大语言模型（LLM）上应用全同态加密（FHE）时的“防内存溢出（OOM）”目标。其核心理论与数据流向解析如下：</w:t>
+      </w:r>
+    </w:p>
+    <w:p>
+      <w:pPr>
+        <w:pStyle w:val="BodyText"/>
+      </w:pPr>
+      <w:r>
+        <w:rPr>
+          <w:bCs/>
+          <w:b/>
+        </w:rPr>
+        <w:t xml:space="preserve">（1）左侧主干：明文冻结区（Plaintext Zone）</w:t>
+      </w:r>
+      <w:r>
+        <w:t xml:space="preserve"> </w:t>
+      </w:r>
+      <w:r>
+        <w:t xml:space="preserve">图左侧较大的浅灰色区域代表预训练大模型的原始参数矩阵</w:t>
+      </w:r>
+      <w:r>
+        <w:t xml:space="preserve"> </w:t>
+      </w:r>
+      <m:oMath>
+        <m:sSub>
+          <m:e>
+            <m:r>
+              <m:t>W</m:t>
+            </m:r>
+          </m:e>
+          <m:sub>
+            <m:r>
+              <m:t>0</m:t>
+            </m:r>
+          </m:sub>
+        </m:sSub>
+        <m:r>
+          <m:rPr>
+            <m:sty m:val="p"/>
+          </m:rPr>
+          <m:t>∈</m:t>
+        </m:r>
+        <m:sSup>
+          <m:e>
+            <m:r>
+              <m:rPr>
+                <m:sty m:val="p"/>
+                <m:scr m:val="double-struck"/>
+              </m:rPr>
+              <m:t>R</m:t>
+            </m:r>
+          </m:e>
+          <m:sup>
+            <m:r>
+              <m:t>d</m:t>
+            </m:r>
+            <m:r>
+              <m:rPr>
+                <m:sty m:val="p"/>
+              </m:rPr>
+              <m:t>×</m:t>
+            </m:r>
+            <m:r>
+              <m:t>k</m:t>
+            </m:r>
+          </m:sup>
+        </m:sSup>
+      </m:oMath>
+      <w:r>
+        <w:t xml:space="preserve">。在整个联邦微调的生命周期中，该部分参数被严格设置为不可求导（</w:t>
+      </w:r>
+      <w:r>
+        <w:rPr>
+          <w:rStyle w:val="VerbatimChar"/>
+        </w:rPr>
+        <w:t xml:space="preserve">requires_grad=False</w:t>
+      </w:r>
+      <w:r>
+        <w:t xml:space="preserve">）。由于</w:t>
+      </w:r>
+      <w:r>
+        <w:t xml:space="preserve"> </w:t>
+      </w:r>
+      <m:oMath>
+        <m:sSub>
+          <m:e>
+            <m:r>
+              <m:t>W</m:t>
+            </m:r>
+          </m:e>
+          <m:sub>
+            <m:r>
+              <m:t>0</m:t>
+            </m:r>
+          </m:sub>
+        </m:sSub>
+      </m:oMath>
+      <w:r>
+        <w:t xml:space="preserve"> </w:t>
+      </w:r>
+      <w:r>
+        <w:t xml:space="preserve">本身是全网公开的开源基座权重，且在本地训练阶段处于冻结状态，</w:t>
+      </w:r>
+      <w:r>
+        <w:rPr>
+          <w:bCs/>
+          <w:b/>
+        </w:rPr>
+        <w:t xml:space="preserve">它绝对不会吸收任何本地医疗系统的私有患者数据</w:t>
+      </w:r>
+      <w:r>
+        <w:t xml:space="preserve">。因此，系统直接以明文（Plaintext）形态将其驻留在显存中，避免了极其昂贵且不必要的同态加密算力浪费。</w:t>
+      </w:r>
+    </w:p>
+    <w:p>
+      <w:pPr>
+        <w:pStyle w:val="BodyText"/>
+      </w:pPr>
+      <w:r>
+        <w:rPr>
+          <w:bCs/>
+          <w:b/>
+        </w:rPr>
+        <w:t xml:space="preserve">（2）右侧旁路：选择性密态微调区（Selective FHE Zone）</w:t>
+      </w:r>
+      <w:r>
+        <w:t xml:space="preserve"> </w:t>
+      </w:r>
+      <w:r>
+        <w:t xml:space="preserve">图右侧受绿色虚线框保护的区域为 LoRA 的核心低秩自适应矩阵，包含负责降维压缩的矩阵</w:t>
+      </w:r>
+      <w:r>
+        <w:t xml:space="preserve"> </w:t>
+      </w:r>
+      <m:oMath>
+        <m:r>
+          <m:t>A</m:t>
+        </m:r>
+        <m:r>
+          <m:rPr>
+            <m:sty m:val="p"/>
+          </m:rPr>
+          <m:t>∈</m:t>
+        </m:r>
+        <m:sSup>
+          <m:e>
+            <m:r>
+              <m:rPr>
+                <m:sty m:val="p"/>
+                <m:scr m:val="double-struck"/>
+              </m:rPr>
+              <m:t>R</m:t>
+            </m:r>
+          </m:e>
+          <m:sup>
+            <m:r>
+              <m:t>r</m:t>
+            </m:r>
+            <m:r>
+              <m:rPr>
+                <m:sty m:val="p"/>
+              </m:rPr>
+              <m:t>×</m:t>
+            </m:r>
+            <m:r>
+              <m:t>k</m:t>
+            </m:r>
+          </m:sup>
+        </m:sSup>
+      </m:oMath>
+      <w:r>
+        <w:t xml:space="preserve"> </w:t>
+      </w:r>
+      <w:r>
+        <w:t xml:space="preserve">与负责升维映射的矩阵</w:t>
+      </w:r>
+      <w:r>
+        <w:t xml:space="preserve"> </w:t>
+      </w:r>
+      <m:oMath>
+        <m:r>
+          <m:t>B</m:t>
+        </m:r>
+        <m:r>
+          <m:rPr>
+            <m:sty m:val="p"/>
+          </m:rPr>
+          <m:t>∈</m:t>
+        </m:r>
+        <m:sSup>
+          <m:e>
+            <m:r>
+              <m:rPr>
+                <m:sty m:val="p"/>
+                <m:scr m:val="double-struck"/>
+              </m:rPr>
+              <m:t>R</m:t>
+            </m:r>
+          </m:e>
+          <m:sup>
+            <m:r>
+              <m:t>d</m:t>
+            </m:r>
+            <m:r>
+              <m:rPr>
+                <m:sty m:val="p"/>
+              </m:rPr>
+              <m:t>×</m:t>
+            </m:r>
+            <m:r>
+              <m:t>r</m:t>
+            </m:r>
+          </m:sup>
+        </m:sSup>
+      </m:oMath>
+      <w:r>
+        <w:t xml:space="preserve">（其中秩</w:t>
       </w:r>
       <w:r>
         <w:t xml:space="preserve"> </w:t>
@@ -49,677 +260,13 @@
           <m:rPr>
             <m:sty m:val="p"/>
           </m:rPr>
-          <m:t>=</m:t>
-        </m:r>
-        <m:r>
-          <m:t>32</m:t>
-        </m:r>
-      </m:oMath>
-      <w:r>
-        <w:t xml:space="preserve"> </w:t>
-      </w:r>
-      <w:r>
-        <w:t xml:space="preserve">的 LoRA 权重进行打包）在资源消耗上的绝对差异。</w:t>
-      </w:r>
-    </w:p>
-    <w:p>
-      <w:pPr>
-        <w:pStyle w:val="BodyText"/>
-      </w:pPr>
-      <w:r>
-        <w:rPr>
-          <w:bCs/>
-          <w:b/>
-        </w:rPr>
-        <w:t xml:space="preserve">表 5-x 密态联邦单轮通信与计算开销对比（基于 Mistral-7B）</w:t>
-      </w:r>
-    </w:p>
-    <w:tbl>
-      <w:tblPr>
-        <w:tblStyle w:val="Table"/>
-        <w:tblW w:type="pct" w:w="5000"/>
-        <w:tblLook w:firstRow="1" w:lastRow="0" w:firstColumn="0" w:lastColumn="0" w:noHBand="0" w:noVBand="0" w:val="0020"/>
-        <w:jc w:val="start"/>
-        <w:tblLayout w:type="fixed"/>
-      </w:tblPr>
-      <w:tblGrid>
-        <w:gridCol w:w="1320"/>
-        <w:gridCol w:w="1320"/>
-        <w:gridCol w:w="1320"/>
-        <w:gridCol w:w="1320"/>
-        <w:gridCol w:w="1320"/>
-        <w:gridCol w:w="1320"/>
-      </w:tblGrid>
-      <w:tr>
-        <w:trPr>
-          <w:tblHeader w:val="true"/>
-        </w:trPr>
-        <w:tc>
-          <w:tcPr/>
-          <w:p>
-            <w:pPr>
-              <w:pStyle w:val="Compact"/>
-              <w:jc w:val="left"/>
-            </w:pPr>
-            <w:r>
-              <w:t xml:space="preserve">实验组别</w:t>
-            </w:r>
-          </w:p>
-        </w:tc>
-        <w:tc>
-          <w:tcPr/>
-          <w:p>
-            <w:pPr>
-              <w:pStyle w:val="Compact"/>
-              <w:jc w:val="left"/>
-            </w:pPr>
-            <w:r>
-              <w:t xml:space="preserve">涉及参数量</w:t>
-            </w:r>
-          </w:p>
-        </w:tc>
-        <w:tc>
-          <w:tcPr/>
-          <w:p>
-            <w:pPr>
-              <w:pStyle w:val="Compact"/>
-              <w:jc w:val="left"/>
-            </w:pPr>
-            <w:r>
-              <w:t xml:space="preserve">传输数据体积 (单节点)</w:t>
-            </w:r>
-          </w:p>
-        </w:tc>
-        <w:tc>
-          <w:tcPr/>
-          <w:p>
-            <w:pPr>
-              <w:pStyle w:val="Compact"/>
-              <w:jc w:val="left"/>
-            </w:pPr>
-            <w:r>
-              <w:t xml:space="preserve">客户端加密耗时</w:t>
-            </w:r>
-          </w:p>
-        </w:tc>
-        <w:tc>
-          <w:tcPr/>
-          <w:p>
-            <w:pPr>
-              <w:pStyle w:val="Compact"/>
-              <w:jc w:val="left"/>
-            </w:pPr>
-            <w:r>
-              <w:t xml:space="preserve">Server 端聚合耗时</w:t>
-            </w:r>
-          </w:p>
-        </w:tc>
-        <w:tc>
-          <w:tcPr/>
-          <w:p>
-            <w:pPr>
-              <w:pStyle w:val="Compact"/>
-              <w:jc w:val="left"/>
-            </w:pPr>
-            <w:r>
-              <w:t xml:space="preserve">显存峰值 (VRAM)</w:t>
-            </w:r>
-          </w:p>
-        </w:tc>
-      </w:tr>
-      <w:tr>
-        <w:tc>
-          <w:tcPr/>
-          <w:p>
-            <w:pPr>
-              <w:pStyle w:val="Compact"/>
-              <w:jc w:val="left"/>
-            </w:pPr>
-            <w:r>
-              <w:rPr>
-                <w:bCs/>
-                <w:b/>
-              </w:rPr>
-              <w:t xml:space="preserve">Plaintext FedAvg (明文基线)</w:t>
-            </w:r>
-          </w:p>
-        </w:tc>
-        <w:tc>
-          <w:tcPr/>
-          <w:p>
-            <w:pPr>
-              <w:pStyle w:val="Compact"/>
-              <w:jc w:val="left"/>
-            </w:pPr>
-            <w:r>
-              <w:t xml:space="preserve">~13.6 M (LoRA)</w:t>
-            </w:r>
-          </w:p>
-        </w:tc>
-        <w:tc>
-          <w:tcPr/>
-          <w:p>
-            <w:pPr>
-              <w:pStyle w:val="Compact"/>
-              <w:jc w:val="left"/>
-            </w:pPr>
-            <w:r>
-              <w:t xml:space="preserve">~27.2 MB</w:t>
-            </w:r>
-          </w:p>
-        </w:tc>
-        <w:tc>
-          <w:tcPr/>
-          <w:p>
-            <w:pPr>
-              <w:pStyle w:val="Compact"/>
-              <w:jc w:val="left"/>
-            </w:pPr>
-            <w:r>
-              <w:t xml:space="preserve">0 s</w:t>
-            </w:r>
-          </w:p>
-        </w:tc>
-        <w:tc>
-          <w:tcPr/>
-          <w:p>
-            <w:pPr>
-              <w:pStyle w:val="Compact"/>
-              <w:jc w:val="left"/>
-            </w:pPr>
-            <w:r>
-              <w:t xml:space="preserve">&lt; 0.1 s</w:t>
-            </w:r>
-          </w:p>
-        </w:tc>
-        <w:tc>
-          <w:tcPr/>
-          <w:p>
-            <w:pPr>
-              <w:pStyle w:val="Compact"/>
-              <w:jc w:val="left"/>
-            </w:pPr>
-            <w:r>
-              <w:t xml:space="preserve">12.8 GB</w:t>
-            </w:r>
-          </w:p>
-        </w:tc>
-      </w:tr>
-      <w:tr>
-        <w:tc>
-          <w:tcPr/>
-          <w:p>
-            <w:pPr>
-              <w:pStyle w:val="Compact"/>
-              <w:jc w:val="left"/>
-            </w:pPr>
-            <w:r>
-              <w:rPr>
-                <w:bCs/>
-                <w:b/>
-              </w:rPr>
-              <w:t xml:space="preserve">Full FHE FedAvg (理论全加密)</w:t>
-            </w:r>
-          </w:p>
-        </w:tc>
-        <w:tc>
-          <w:tcPr/>
-          <w:p>
-            <w:pPr>
-              <w:pStyle w:val="Compact"/>
-              <w:jc w:val="left"/>
-            </w:pPr>
-            <w:r>
-              <w:t xml:space="preserve">~7.2 B (全量)</w:t>
-            </w:r>
-          </w:p>
-        </w:tc>
-        <w:tc>
-          <w:tcPr/>
-          <w:p>
-            <w:pPr>
-              <w:pStyle w:val="Compact"/>
-              <w:jc w:val="left"/>
-            </w:pPr>
-            <w:r>
-              <w:rPr>
-                <w:bCs/>
-                <w:b/>
-              </w:rPr>
-              <w:t xml:space="preserve">&gt; 450 GB (估计)</w:t>
-            </w:r>
-          </w:p>
-        </w:tc>
-        <w:tc>
-          <w:tcPr/>
-          <w:p>
-            <w:pPr>
-              <w:pStyle w:val="Compact"/>
-              <w:jc w:val="left"/>
-            </w:pPr>
-            <w:r>
-              <w:rPr>
-                <w:bCs/>
-                <w:b/>
-              </w:rPr>
-              <w:t xml:space="preserve">&gt; 6 小时</w:t>
-            </w:r>
-          </w:p>
-        </w:tc>
-        <w:tc>
-          <w:tcPr/>
-          <w:p>
-            <w:pPr>
-              <w:pStyle w:val="Compact"/>
-              <w:jc w:val="left"/>
-            </w:pPr>
-            <w:r>
-              <w:rPr>
-                <w:bCs/>
-                <w:b/>
-              </w:rPr>
-              <w:t xml:space="preserve">OOM (内存溢出)</w:t>
-            </w:r>
-          </w:p>
-        </w:tc>
-        <w:tc>
-          <w:tcPr/>
-          <w:p>
-            <w:pPr>
-              <w:pStyle w:val="Compact"/>
-              <w:jc w:val="left"/>
-            </w:pPr>
-            <w:r>
-              <w:rPr>
-                <w:bCs/>
-                <w:b/>
-              </w:rPr>
-              <w:t xml:space="preserve">OOM (宕机)</w:t>
-            </w:r>
-          </w:p>
-        </w:tc>
-      </w:tr>
-      <w:tr>
-        <w:tc>
-          <w:tcPr/>
-          <w:p>
-            <w:pPr>
-              <w:pStyle w:val="Compact"/>
-              <w:jc w:val="left"/>
-            </w:pPr>
-            <w:r>
-              <w:rPr>
-                <w:bCs/>
-                <w:b/>
-              </w:rPr>
-              <w:t xml:space="preserve">本系统方案 (Selective FHE)</w:t>
-            </w:r>
-          </w:p>
-        </w:tc>
-        <w:tc>
-          <w:tcPr/>
-          <w:p>
-            <w:pPr>
-              <w:pStyle w:val="Compact"/>
-              <w:jc w:val="left"/>
-            </w:pPr>
-            <w:r>
-              <w:t xml:space="preserve">~13.6 M (LoRA)</w:t>
-            </w:r>
-          </w:p>
-        </w:tc>
-        <w:tc>
-          <w:tcPr/>
-          <w:p>
-            <w:pPr>
-              <w:pStyle w:val="Compact"/>
-              <w:jc w:val="left"/>
-            </w:pPr>
-            <w:r>
-              <w:rPr>
-                <w:bCs/>
-                <w:b/>
-              </w:rPr>
-              <w:t xml:space="preserve">104.05 MB</w:t>
-            </w:r>
-            <w:r>
-              <w:t xml:space="preserve"> </w:t>
-            </w:r>
-            <w:r>
-              <w:t xml:space="preserve">(实测)</w:t>
-            </w:r>
-          </w:p>
-        </w:tc>
-        <w:tc>
-          <w:tcPr/>
-          <w:p>
-            <w:pPr>
-              <w:pStyle w:val="Compact"/>
-              <w:jc w:val="left"/>
-            </w:pPr>
-            <w:r>
-              <w:rPr>
-                <w:bCs/>
-                <w:b/>
-              </w:rPr>
-              <w:t xml:space="preserve">~15.2 s</w:t>
-            </w:r>
-          </w:p>
-        </w:tc>
-        <w:tc>
-          <w:tcPr/>
-          <w:p>
-            <w:pPr>
-              <w:pStyle w:val="Compact"/>
-              <w:jc w:val="left"/>
-            </w:pPr>
-            <w:r>
-              <w:rPr>
-                <w:bCs/>
-                <w:b/>
-              </w:rPr>
-              <w:t xml:space="preserve">~8.0 s</w:t>
-            </w:r>
-          </w:p>
-        </w:tc>
-        <w:tc>
-          <w:tcPr/>
-          <w:p>
-            <w:pPr>
-              <w:pStyle w:val="Compact"/>
-              <w:jc w:val="left"/>
-            </w:pPr>
-            <w:r>
-              <w:t xml:space="preserve">13.5 GB</w:t>
-            </w:r>
-          </w:p>
-        </w:tc>
-      </w:tr>
-    </w:tbl>
-    <w:p>
-      <w:pPr>
-        <w:pStyle w:val="BodyText"/>
-      </w:pPr>
-      <w:r>
-        <w:rPr>
-          <w:iCs/>
-          <w:i/>
-        </w:rPr>
-        <w:t xml:space="preserve">数据来源说明：本系统实测数据取自 RTX 4080 SUPER 环境下连续 5 轮运行日志的平均值。</w:t>
-      </w:r>
-    </w:p>
-    <w:p>
-      <w:pPr>
-        <w:pStyle w:val="BodyText"/>
-      </w:pPr>
-      <w:r>
-        <w:t xml:space="preserve">如表 5-x 所示，选择性加密将庞大的全量加密数据（数百 GB）降维至实测的 104.05 MB（该体积已由 IPFS 网络承载，进一步降低了 Server 带宽压力）。单节点加密耗时控制在 15 秒级别，Server 密态盲算聚合耗时稳定在 8 秒左右。该消融对比以铁证说明：</w:t>
-      </w:r>
-      <w:r>
-        <w:rPr>
-          <w:bCs/>
-          <w:b/>
-        </w:rPr>
-        <w:t xml:space="preserve">本系统的架构设计是在当前硬件算力下，实现大模型密态联邦学习的唯一工程可行解。</w:t>
-      </w:r>
-    </w:p>
-    <w:p>
-      <w:pPr>
-        <w:pStyle w:val="BodyText"/>
-      </w:pPr>
-      <w:r>
-        <w:rPr>
-          <w:bCs/>
-          <w:b/>
-        </w:rPr>
-        <w:t xml:space="preserve">5.4.2 梯度反演攻击（DLG）重构误差（MSE）验证</w:t>
-      </w:r>
-    </w:p>
-    <w:p>
-      <w:pPr>
-        <w:pStyle w:val="BodyText"/>
-      </w:pPr>
-      <w:r>
-        <w:t xml:space="preserve">为了从根本上回应“未加密层是否会泄露隐私”的担忧，本实验模拟了一个恶意的半可信服务器，尝试发起深度泄露攻击（Deep Leakage from Gradients, DLG）。DLG 攻击的核心原理是：攻击者随机初始化一组虚拟数据（Dummy Data），通过模型前向传播计算虚拟梯度</w:t>
-      </w:r>
-      <w:r>
-        <w:t xml:space="preserve"> </w:t>
-      </w:r>
-      <m:oMath>
-        <m:r>
-          <m:rPr>
-            <m:sty m:val="p"/>
-          </m:rPr>
-          <m:t>∇</m:t>
-        </m:r>
-        <m:r>
-          <m:t>W</m:t>
+          <m:t>≪</m:t>
         </m:r>
         <m:r>
           <m:rPr>
             <m:sty m:val="p"/>
           </m:rPr>
-          <m:t>′</m:t>
-        </m:r>
-      </m:oMath>
-      <w:r>
-        <w:t xml:space="preserve">，并利用 L-BFGS 优化器不断最小化</w:t>
-      </w:r>
-      <w:r>
-        <w:t xml:space="preserve"> </w:t>
-      </w:r>
-      <m:oMath>
-        <m:d>
-          <m:dPr>
-            <m:begChr m:val="|"/>
-            <m:endChr m:val="|"/>
-            <m:sepChr m:val=""/>
-            <m:grow/>
-          </m:dPr>
-          <m:e/>
-        </m:d>
-        <m:r>
-          <m:rPr>
-            <m:sty m:val="p"/>
-          </m:rPr>
-          <m:t>∇</m:t>
-        </m:r>
-        <m:r>
-          <m:t>W</m:t>
-        </m:r>
-        <m:r>
-          <m:rPr>
-            <m:sty m:val="p"/>
-          </m:rPr>
-          <m:t>′</m:t>
-        </m:r>
-        <m:r>
-          <m:rPr>
-            <m:sty m:val="p"/>
-          </m:rPr>
-          <m:t>−</m:t>
-        </m:r>
-        <m:r>
-          <m:rPr>
-            <m:sty m:val="p"/>
-          </m:rPr>
-          <m:t>∇</m:t>
-        </m:r>
-        <m:sSub>
-          <m:e>
-            <m:r>
-              <m:t>W</m:t>
-            </m:r>
-          </m:e>
-          <m:sub>
-            <m:r>
-              <m:t>t</m:t>
-            </m:r>
-            <m:r>
-              <m:t>r</m:t>
-            </m:r>
-            <m:r>
-              <m:t>u</m:t>
-            </m:r>
-            <m:r>
-              <m:t>e</m:t>
-            </m:r>
-          </m:sub>
-        </m:sSub>
-        <m:sSup>
-          <m:e>
-            <m:d>
-              <m:dPr>
-                <m:begChr m:val="|"/>
-                <m:endChr m:val="|"/>
-                <m:sepChr m:val=""/>
-                <m:grow/>
-              </m:dPr>
-              <m:e/>
-            </m:d>
-          </m:e>
-          <m:sup>
-            <m:r>
-              <m:t>2</m:t>
-            </m:r>
-          </m:sup>
-        </m:sSup>
-      </m:oMath>
-      <w:r>
-        <w:t xml:space="preserve">，直到虚拟数据逼近真实的私有用户数据。</w:t>
-      </w:r>
-    </w:p>
-    <w:p>
-      <w:pPr>
-        <w:pStyle w:val="BodyText"/>
-      </w:pPr>
-      <w:r>
-        <w:t xml:space="preserve">实验中，我们分别在“明文 FedAvg”和“本系统 Selective FHE”下执行了 500 次 DLG 迭代优化，并提取了重构数据与真实私有数据之间的均方误差（MSE）。</w:t>
-      </w:r>
-    </w:p>
-    <w:p>
-      <w:pPr>
-        <w:pStyle w:val="BodyText"/>
-      </w:pPr>
-      <w:r>
-        <w:rPr>
-          <w:iCs/>
-          <w:i/>
-        </w:rPr>
-        <w:t xml:space="preserve">[此处请插入用 Python 画出的 MSE 曲线图，命名为“图 5-x 恶意 Server 执行 DLG 梯度反演攻击的重构均方误差（MSE）曲线”]</w:t>
-      </w:r>
-    </w:p>
-    <w:p>
-      <w:pPr>
-        <w:pStyle w:val="BodyText"/>
-      </w:pPr>
-      <w:r>
-        <w:rPr>
-          <w:bCs/>
-          <w:b/>
-        </w:rPr>
-        <w:t xml:space="preserve">攻击结果分析：</w:t>
-      </w:r>
-    </w:p>
-    <w:p>
-      <w:pPr>
-        <w:numPr>
-          <w:ilvl w:val="0"/>
-          <w:numId w:val="1001"/>
-        </w:numPr>
-      </w:pPr>
-      <w:r>
-        <w:rPr>
-          <w:bCs/>
-          <w:b/>
-        </w:rPr>
-        <w:t xml:space="preserve">明文环境（脆弱性暴露）</w:t>
-      </w:r>
-      <w:r>
-        <w:t xml:space="preserve">：在无加密的 Plaintext FedAvg 中，由于服务器直接掌握明文梯度，DLG 优化器能够成功建立损失反传路径。在迭代 100 次后，重构 MSE 出现断崖式下降，并在 300 次左右收敛至</w:t>
-      </w:r>
-      <w:r>
-        <w:t xml:space="preserve"> </w:t>
-      </w:r>
-      <w:r>
-        <w:rPr>
-          <w:bCs/>
-          <w:b/>
-        </w:rPr>
-        <w:t xml:space="preserve">0.05</w:t>
-      </w:r>
-      <w:r>
-        <w:t xml:space="preserve"> </w:t>
-      </w:r>
-      <w:r>
-        <w:t xml:space="preserve">以下。这意味着恶意 Server 成功窃取并还原了用户的医疗问答隐私数据。</w:t>
-      </w:r>
-    </w:p>
-    <w:p>
-      <w:pPr>
-        <w:numPr>
-          <w:ilvl w:val="0"/>
-          <w:numId w:val="1001"/>
-        </w:numPr>
-      </w:pPr>
-      <w:r>
-        <w:rPr>
-          <w:bCs/>
-          <w:b/>
-        </w:rPr>
-        <w:t xml:space="preserve">本系统环境（噪声级防御）</w:t>
-      </w:r>
-      <w:r>
-        <w:t xml:space="preserve">：在本系统中，真实梯度</w:t>
-      </w:r>
-      <w:r>
-        <w:t xml:space="preserve"> </w:t>
-      </w:r>
-      <m:oMath>
-        <m:r>
-          <m:rPr>
-            <m:sty m:val="p"/>
-          </m:rPr>
-          <m:t>∇</m:t>
-        </m:r>
-        <m:sSub>
-          <m:e>
-            <m:r>
-              <m:t>W</m:t>
-            </m:r>
-          </m:e>
-          <m:sub>
-            <m:r>
-              <m:t>t</m:t>
-            </m:r>
-            <m:r>
-              <m:t>r</m:t>
-            </m:r>
-            <m:r>
-              <m:t>u</m:t>
-            </m:r>
-            <m:r>
-              <m:t>e</m:t>
-            </m:r>
-          </m:sub>
-        </m:sSub>
-      </m:oMath>
-      <w:r>
-        <w:t xml:space="preserve"> </w:t>
-      </w:r>
-      <w:r>
-        <w:t xml:space="preserve">处于 CKKS 密文状态</w:t>
-      </w:r>
-      <w:r>
-        <w:t xml:space="preserve"> </w:t>
-      </w:r>
-      <m:oMath>
-        <m:r>
-          <m:rPr>
-            <m:sty m:val="p"/>
-            <m:scr m:val="script"/>
-          </m:rPr>
-          <m:t>E</m:t>
+          <m:t>min</m:t>
         </m:r>
         <m:d>
           <m:dPr>
@@ -730,107 +277,214 @@
           </m:dPr>
           <m:e>
             <m:r>
+              <m:t>d</m:t>
+            </m:r>
+            <m:r>
               <m:rPr>
                 <m:sty m:val="p"/>
               </m:rPr>
-              <m:t>∇</m:t>
-            </m:r>
-            <m:sSub>
-              <m:e>
-                <m:r>
-                  <m:t>W</m:t>
-                </m:r>
-              </m:e>
-              <m:sub>
-                <m:r>
-                  <m:t>t</m:t>
-                </m:r>
-                <m:r>
-                  <m:t>r</m:t>
-                </m:r>
-                <m:r>
-                  <m:t>u</m:t>
-                </m:r>
-                <m:r>
-                  <m:t>e</m:t>
-                </m:r>
-              </m:sub>
-            </m:sSub>
+              <m:t>,</m:t>
+            </m:r>
+            <m:r>
+              <m:t>k</m:t>
+            </m:r>
           </m:e>
         </m:d>
       </m:oMath>
       <w:r>
-        <w:t xml:space="preserve">，且非加密层（如</w:t>
-      </w:r>
-      <w:r>
-        <w:t xml:space="preserve"> </w:t>
-      </w:r>
-      <w:r>
-        <w:rPr>
-          <w:rStyle w:val="VerbatimChar"/>
-        </w:rPr>
-        <w:t xml:space="preserve">lm_head</w:t>
-      </w:r>
-      <w:r>
-        <w:t xml:space="preserve">）处于冻结状态（增量为 0）。攻击者无法在密文空间内计算 L2 距离，强行计算引发的同态解码错误会导致损失函数发生剧烈的梯度爆炸（Gradient Explosion）。</w:t>
+        <w:t xml:space="preserve">）。在客户端本地反向传播时，所有的“患者病历知识增量”均且仅流向了这两个极小的矩阵。基于此物理隔离特性，本系统将其划定为“选择性同态加密区（Selective FHE Zone）”，仅对</w:t>
+      </w:r>
+      <w:r>
+        <w:t xml:space="preserve"> </w:t>
+      </w:r>
+      <m:oMath>
+        <m:r>
+          <m:t>A</m:t>
+        </m:r>
+      </m:oMath>
+      <w:r>
+        <w:t xml:space="preserve"> </w:t>
+      </w:r>
+      <w:r>
+        <w:t xml:space="preserve">和</w:t>
+      </w:r>
+      <w:r>
+        <w:t xml:space="preserve"> </w:t>
+      </w:r>
+      <m:oMath>
+        <m:r>
+          <m:t>B</m:t>
+        </m:r>
+      </m:oMath>
+      <w:r>
+        <w:t xml:space="preserve"> </w:t>
+      </w:r>
+      <w:r>
+        <w:t xml:space="preserve">的参数调用 TenSEAL 库执行基于 CKKS 的 SIMD 密态打包加密。这种“选择性（Selective）”设计，成功将单客户端本应高达数百 GB 的密文传输量强行压缩至百兆级别（MB）。</w:t>
       </w:r>
     </w:p>
     <w:p>
       <w:pPr>
-        <w:numPr>
-          <w:ilvl w:val="0"/>
-          <w:numId w:val="1000"/>
-        </w:numPr>
-      </w:pPr>
-      <w:r>
-        <w:t xml:space="preserve">从图 5-x 的曲线可以看出，在整个 500 次迭代周期内，本系统下的重构 MSE 始终在</w:t>
-      </w:r>
-      <w:r>
-        <w:t xml:space="preserve"> </w:t>
-      </w:r>
+        <w:pStyle w:val="BodyText"/>
+      </w:pPr>
       <w:r>
         <w:rPr>
           <w:bCs/>
           <w:b/>
         </w:rPr>
-        <w:t xml:space="preserve">12.0 ~ 15.0</w:t>
-      </w:r>
-      <w:r>
-        <w:t xml:space="preserve"> </w:t>
-      </w:r>
-      <w:r>
-        <w:t xml:space="preserve">的高位剧烈震荡。在信息论语境下，</w:t>
-      </w:r>
-      <w:r>
-        <w:rPr>
-          <w:bCs/>
-          <w:b/>
-        </w:rPr>
-        <w:t xml:space="preserve">该 MSE 绝对值与直接通过高斯分布随机生成一串乱码的误差完全等效</w:t>
-      </w:r>
-      <w:r>
-        <w:t xml:space="preserve">。</w:t>
+        <w:t xml:space="preserve">（3）前向数据流与数学等价性</w:t>
+      </w:r>
+      <w:r>
+        <w:t xml:space="preserve"> </w:t>
+      </w:r>
+      <w:r>
+        <w:t xml:space="preserve">在模型推理与前向传播阶段，底部的输入向量</w:t>
+      </w:r>
+      <w:r>
+        <w:t xml:space="preserve"> </w:t>
+      </w:r>
+      <m:oMath>
+        <m:r>
+          <m:t>x</m:t>
+        </m:r>
+      </m:oMath>
+      <w:r>
+        <w:t xml:space="preserve"> </w:t>
+      </w:r>
+      <w:r>
+        <w:t xml:space="preserve">同时流入明文主干与密态旁路。明文路径输出</w:t>
+      </w:r>
+      <w:r>
+        <w:t xml:space="preserve"> </w:t>
+      </w:r>
+      <m:oMath>
+        <m:sSub>
+          <m:e>
+            <m:r>
+              <m:t>W</m:t>
+            </m:r>
+          </m:e>
+          <m:sub>
+            <m:r>
+              <m:t>0</m:t>
+            </m:r>
+          </m:sub>
+        </m:sSub>
+        <m:r>
+          <m:t>x</m:t>
+        </m:r>
+      </m:oMath>
+      <w:r>
+        <w:t xml:space="preserve">，密态路径输出</w:t>
+      </w:r>
+      <w:r>
+        <w:t xml:space="preserve"> </w:t>
+      </w:r>
+      <m:oMath>
+        <m:r>
+          <m:t>B</m:t>
+        </m:r>
+        <m:r>
+          <m:t>A</m:t>
+        </m:r>
+        <m:r>
+          <m:t>x</m:t>
+        </m:r>
+      </m:oMath>
+      <w:r>
+        <w:t xml:space="preserve">。两者在顶部的聚合节点</w:t>
+      </w:r>
+      <w:r>
+        <w:t xml:space="preserve"> </w:t>
+      </w:r>
+      <m:oMath>
+        <m:r>
+          <m:rPr>
+            <m:sty m:val="p"/>
+          </m:rPr>
+          <m:t>⊕</m:t>
+        </m:r>
+      </m:oMath>
+      <w:r>
+        <w:t xml:space="preserve"> </w:t>
+      </w:r>
+      <w:r>
+        <w:t xml:space="preserve">处完成相加操作，最终输出如下：</w:t>
       </w:r>
     </w:p>
     <w:p>
       <w:pPr>
-        <w:numPr>
-          <w:ilvl w:val="0"/>
-          <w:numId w:val="1000"/>
-        </w:numPr>
-      </w:pPr>
-      <w:r>
-        <w:t xml:space="preserve">这一极高的重构误差（接近随机噪声）在实验层面完美印证了前文的理论推导：</w:t>
-      </w:r>
-      <w:r>
-        <w:rPr>
-          <w:bCs/>
-          <w:b/>
-        </w:rPr>
-        <w:t xml:space="preserve">不加密基座层而仅加密注入层，其引起的信息泄露风险在数学层面上被严格控制在零界限，实现了抗 DLG 攻击的绝对防御。</w:t>
-      </w:r>
+        <w:pStyle w:val="BodyText"/>
+      </w:pPr>
+      <m:oMathPara>
+        <m:oMathParaPr>
+          <m:jc m:val="center"/>
+        </m:oMathParaPr>
+        <m:oMath>
+          <m:r>
+            <m:t>h</m:t>
+          </m:r>
+          <m:r>
+            <m:rPr>
+              <m:sty m:val="p"/>
+            </m:rPr>
+            <m:t>=</m:t>
+          </m:r>
+          <m:sSub>
+            <m:e>
+              <m:r>
+                <m:t>W</m:t>
+              </m:r>
+            </m:e>
+            <m:sub>
+              <m:r>
+                <m:t>0</m:t>
+              </m:r>
+            </m:sub>
+          </m:sSub>
+          <m:r>
+            <m:t>x</m:t>
+          </m:r>
+          <m:r>
+            <m:rPr>
+              <m:sty m:val="p"/>
+            </m:rPr>
+            <m:t>+</m:t>
+          </m:r>
+          <m:r>
+            <m:t>B</m:t>
+          </m:r>
+          <m:r>
+            <m:t>A</m:t>
+          </m:r>
+          <m:r>
+            <m:t>x</m:t>
+          </m:r>
+        </m:oMath>
+      </m:oMathPara>
     </w:p>
-    <w:bookmarkEnd w:id="20"/>
+    <w:p>
+      <w:pPr>
+        <w:pStyle w:val="FirstParagraph"/>
+      </w:pPr>
+      <w:r>
+        <w:t xml:space="preserve">该等式证明了：本架构在不触碰原始基座权重的前提下，完美地将带有极致隐私保护的医疗增量知识“叠加（Add）”到了模型的输出</w:t>
+      </w:r>
+      <w:r>
+        <w:t xml:space="preserve"> </w:t>
+      </w:r>
+      <m:oMath>
+        <m:r>
+          <m:t>h</m:t>
+        </m:r>
+      </m:oMath>
+      <w:r>
+        <w:t xml:space="preserve"> </w:t>
+      </w:r>
+      <w:r>
+        <w:t xml:space="preserve">上。在确保模型微调精确等价性的同时，极大地削减了 FHE 带来的多项式规模膨胀开销。</w:t>
+      </w:r>
+    </w:p>
     <w:sectPr/>
   </w:body>
 </w:document>
@@ -937,123 +591,8 @@
       </w:pPr>
     </w:lvl>
   </w:abstractNum>
-  <w:abstractNum w:abstractNumId="99411">
-    <w:nsid w:val="A99411"/>
-    <w:multiLevelType w:val="multilevel"/>
-    <w:lvl w:ilvl="0">
-      <w:start w:val="1"/>
-      <w:numFmt w:val="decimal"/>
-      <w:lvlText w:val="%1."/>
-      <w:lvlJc w:val="left"/>
-      <w:pPr>
-        <w:ind w:left="720" w:hanging="480"/>
-      </w:pPr>
-    </w:lvl>
-    <w:lvl w:ilvl="1">
-      <w:start w:val="1"/>
-      <w:numFmt w:val="decimal"/>
-      <w:lvlText w:val="%2."/>
-      <w:lvlJc w:val="left"/>
-      <w:pPr>
-        <w:ind w:left="1440" w:hanging="480"/>
-      </w:pPr>
-    </w:lvl>
-    <w:lvl w:ilvl="2">
-      <w:start w:val="1"/>
-      <w:numFmt w:val="decimal"/>
-      <w:lvlText w:val="%3."/>
-      <w:lvlJc w:val="left"/>
-      <w:pPr>
-        <w:ind w:left="2160" w:hanging="480"/>
-      </w:pPr>
-    </w:lvl>
-    <w:lvl w:ilvl="3">
-      <w:start w:val="1"/>
-      <w:numFmt w:val="decimal"/>
-      <w:lvlText w:val="%4."/>
-      <w:lvlJc w:val="left"/>
-      <w:pPr>
-        <w:ind w:left="2880" w:hanging="480"/>
-      </w:pPr>
-    </w:lvl>
-    <w:lvl w:ilvl="4">
-      <w:start w:val="1"/>
-      <w:numFmt w:val="decimal"/>
-      <w:lvlText w:val="%5."/>
-      <w:lvlJc w:val="left"/>
-      <w:pPr>
-        <w:ind w:left="3600" w:hanging="480"/>
-      </w:pPr>
-    </w:lvl>
-    <w:lvl w:ilvl="5">
-      <w:start w:val="1"/>
-      <w:numFmt w:val="decimal"/>
-      <w:lvlText w:val="%6."/>
-      <w:lvlJc w:val="left"/>
-      <w:pPr>
-        <w:ind w:left="4320" w:hanging="480"/>
-      </w:pPr>
-    </w:lvl>
-    <w:lvl w:ilvl="6">
-      <w:start w:val="1"/>
-      <w:numFmt w:val="decimal"/>
-      <w:lvlText w:val="%7."/>
-      <w:lvlJc w:val="left"/>
-      <w:pPr>
-        <w:ind w:left="5040" w:hanging="480"/>
-      </w:pPr>
-    </w:lvl>
-    <w:lvl w:ilvl="7">
-      <w:start w:val="1"/>
-      <w:numFmt w:val="decimal"/>
-      <w:lvlText w:val="%8."/>
-      <w:lvlJc w:val="left"/>
-      <w:pPr>
-        <w:ind w:left="5760" w:hanging="480"/>
-      </w:pPr>
-    </w:lvl>
-    <w:lvl w:ilvl="8">
-      <w:start w:val="1"/>
-      <w:numFmt w:val="decimal"/>
-      <w:lvlText w:val="%9."/>
-      <w:lvlJc w:val="left"/>
-      <w:pPr>
-        <w:ind w:left="6480" w:hanging="480"/>
-      </w:pPr>
-    </w:lvl>
-  </w:abstractNum>
   <w:num w:numId="1000">
     <w:abstractNumId w:val="990"/>
-  </w:num>
-  <w:num w:numId="1001">
-    <w:abstractNumId w:val="99411"/>
-    <w:lvlOverride w:ilvl="0">
-      <w:startOverride w:val="1"/>
-    </w:lvlOverride>
-    <w:lvlOverride w:ilvl="1">
-      <w:startOverride w:val="1"/>
-    </w:lvlOverride>
-    <w:lvlOverride w:ilvl="2">
-      <w:startOverride w:val="1"/>
-    </w:lvlOverride>
-    <w:lvlOverride w:ilvl="3">
-      <w:startOverride w:val="1"/>
-    </w:lvlOverride>
-    <w:lvlOverride w:ilvl="4">
-      <w:startOverride w:val="1"/>
-    </w:lvlOverride>
-    <w:lvlOverride w:ilvl="5">
-      <w:startOverride w:val="1"/>
-    </w:lvlOverride>
-    <w:lvlOverride w:ilvl="6">
-      <w:startOverride w:val="1"/>
-    </w:lvlOverride>
-    <w:lvlOverride w:ilvl="7">
-      <w:startOverride w:val="1"/>
-    </w:lvlOverride>
-    <w:lvlOverride w:ilvl="8">
-      <w:startOverride w:val="1"/>
-    </w:lvlOverride>
   </w:num>
 </w:numbering>
 </file>
